--- a/EJERCICIOS DE LOS ALUMNOS/MAURICIO/CyberSeguridadRepaso/REPASO FINAL DE CURSO by Mauri.docx
+++ b/EJERCICIOS DE LOS ALUMNOS/MAURICIO/CyberSeguridadRepaso/REPASO FINAL DE CURSO by Mauri.docx
@@ -1196,6 +1196,48 @@
         </w:rPr>
         <w:lastRenderedPageBreak/>
         <w:drawing>
+          <wp:inline distT="0" distB="0" distL="0" distR="0" wp14:anchorId="07C6F72C" wp14:editId="06DCBFA6">
+            <wp:extent cx="5400040" cy="2853055"/>
+            <wp:effectExtent l="0" t="0" r="0" b="4445"/>
+            <wp:docPr id="2132884668" name="Imagen 1"/>
+            <wp:cNvGraphicFramePr>
+              <a:graphicFrameLocks xmlns:a="http://schemas.openxmlformats.org/drawingml/2006/main" noChangeAspect="1"/>
+            </wp:cNvGraphicFramePr>
+            <a:graphic xmlns:a="http://schemas.openxmlformats.org/drawingml/2006/main">
+              <a:graphicData uri="http://schemas.openxmlformats.org/drawingml/2006/picture">
+                <pic:pic xmlns:pic="http://schemas.openxmlformats.org/drawingml/2006/picture">
+                  <pic:nvPicPr>
+                    <pic:cNvPr id="2132884668" name=""/>
+                    <pic:cNvPicPr/>
+                  </pic:nvPicPr>
+                  <pic:blipFill>
+                    <a:blip r:embed="rId18"/>
+                    <a:stretch>
+                      <a:fillRect/>
+                    </a:stretch>
+                  </pic:blipFill>
+                  <pic:spPr>
+                    <a:xfrm>
+                      <a:off x="0" y="0"/>
+                      <a:ext cx="5400040" cy="2853055"/>
+                    </a:xfrm>
+                    <a:prstGeom prst="rect">
+                      <a:avLst/>
+                    </a:prstGeom>
+                  </pic:spPr>
+                </pic:pic>
+              </a:graphicData>
+            </a:graphic>
+          </wp:inline>
+        </w:drawing>
+      </w:r>
+    </w:p>
+    <w:p>
+      <w:r>
+        <w:rPr>
+          <w:noProof/>
+        </w:rPr>
+        <w:drawing>
           <wp:inline distT="0" distB="0" distL="0" distR="0" wp14:anchorId="0104ACB2" wp14:editId="6AE2ED65">
             <wp:extent cx="5400040" cy="5197475"/>
             <wp:effectExtent l="0" t="0" r="0" b="3175"/>
@@ -1211,7 +1253,7 @@
                     <pic:cNvPicPr/>
                   </pic:nvPicPr>
                   <pic:blipFill>
-                    <a:blip r:embed="rId18"/>
+                    <a:blip r:embed="rId19"/>
                     <a:stretch>
                       <a:fillRect/>
                     </a:stretch>
@@ -1252,6 +1294,7 @@
           <w:b/>
           <w:bCs/>
         </w:rPr>
+        <w:lastRenderedPageBreak/>
         <w:t>14. Matar proceso</w:t>
       </w:r>
     </w:p>
@@ -1281,7 +1324,7 @@
                     <pic:cNvPicPr/>
                   </pic:nvPicPr>
                   <pic:blipFill>
-                    <a:blip r:embed="rId19"/>
+                    <a:blip r:embed="rId20"/>
                     <a:stretch>
                       <a:fillRect/>
                     </a:stretch>
@@ -1326,7 +1369,6 @@
     </w:p>
     <w:p>
       <w:r>
-        <w:lastRenderedPageBreak/>
         <w:t>ss -tuln</w:t>
       </w:r>
     </w:p>
@@ -1351,7 +1393,7 @@
                     <pic:cNvPicPr/>
                   </pic:nvPicPr>
                   <pic:blipFill>
-                    <a:blip r:embed="rId20"/>
+                    <a:blip r:embed="rId21"/>
                     <a:stretch>
                       <a:fillRect/>
                     </a:stretch>
@@ -1420,7 +1462,7 @@
                     <pic:cNvPicPr/>
                   </pic:nvPicPr>
                   <pic:blipFill>
-                    <a:blip r:embed="rId21"/>
+                    <a:blip r:embed="rId22"/>
                     <a:stretch>
                       <a:fillRect/>
                     </a:stretch>
@@ -1473,6 +1515,7 @@
         <w:rPr>
           <w:noProof/>
         </w:rPr>
+        <w:lastRenderedPageBreak/>
         <w:drawing>
           <wp:inline distT="0" distB="0" distL="0" distR="0" wp14:anchorId="1AD85FC9" wp14:editId="79DF6FB8">
             <wp:extent cx="1971675" cy="857250"/>
@@ -1489,7 +1532,7 @@
                     <pic:cNvPicPr/>
                   </pic:nvPicPr>
                   <pic:blipFill>
-                    <a:blip r:embed="rId22"/>
+                    <a:blip r:embed="rId23"/>
                     <a:stretch>
                       <a:fillRect/>
                     </a:stretch>
@@ -1509,6 +1552,91 @@
           </wp:inline>
         </w:drawing>
       </w:r>
+      <w:r>
+        <w:br/>
+      </w:r>
+      <w:r>
+        <w:rPr>
+          <w:noProof/>
+        </w:rPr>
+        <w:drawing>
+          <wp:inline distT="0" distB="0" distL="0" distR="0" wp14:anchorId="5BA2D4CB" wp14:editId="10CA4551">
+            <wp:extent cx="2990850" cy="914400"/>
+            <wp:effectExtent l="0" t="0" r="0" b="0"/>
+            <wp:docPr id="1150982376" name="Imagen 1"/>
+            <wp:cNvGraphicFramePr>
+              <a:graphicFrameLocks xmlns:a="http://schemas.openxmlformats.org/drawingml/2006/main" noChangeAspect="1"/>
+            </wp:cNvGraphicFramePr>
+            <a:graphic xmlns:a="http://schemas.openxmlformats.org/drawingml/2006/main">
+              <a:graphicData uri="http://schemas.openxmlformats.org/drawingml/2006/picture">
+                <pic:pic xmlns:pic="http://schemas.openxmlformats.org/drawingml/2006/picture">
+                  <pic:nvPicPr>
+                    <pic:cNvPr id="1150982376" name=""/>
+                    <pic:cNvPicPr/>
+                  </pic:nvPicPr>
+                  <pic:blipFill>
+                    <a:blip r:embed="rId24"/>
+                    <a:stretch>
+                      <a:fillRect/>
+                    </a:stretch>
+                  </pic:blipFill>
+                  <pic:spPr>
+                    <a:xfrm>
+                      <a:off x="0" y="0"/>
+                      <a:ext cx="2990850" cy="914400"/>
+                    </a:xfrm>
+                    <a:prstGeom prst="rect">
+                      <a:avLst/>
+                    </a:prstGeom>
+                  </pic:spPr>
+                </pic:pic>
+              </a:graphicData>
+            </a:graphic>
+          </wp:inline>
+        </w:drawing>
+      </w:r>
+    </w:p>
+    <w:p>
+      <w:r>
+        <w:rPr>
+          <w:noProof/>
+        </w:rPr>
+        <w:drawing>
+          <wp:inline distT="0" distB="0" distL="0" distR="0" wp14:anchorId="0D246116" wp14:editId="47AD53FF">
+            <wp:extent cx="5162550" cy="1647825"/>
+            <wp:effectExtent l="0" t="0" r="0" b="9525"/>
+            <wp:docPr id="1857411344" name="Imagen 1"/>
+            <wp:cNvGraphicFramePr>
+              <a:graphicFrameLocks xmlns:a="http://schemas.openxmlformats.org/drawingml/2006/main" noChangeAspect="1"/>
+            </wp:cNvGraphicFramePr>
+            <a:graphic xmlns:a="http://schemas.openxmlformats.org/drawingml/2006/main">
+              <a:graphicData uri="http://schemas.openxmlformats.org/drawingml/2006/picture">
+                <pic:pic xmlns:pic="http://schemas.openxmlformats.org/drawingml/2006/picture">
+                  <pic:nvPicPr>
+                    <pic:cNvPr id="1857411344" name=""/>
+                    <pic:cNvPicPr/>
+                  </pic:nvPicPr>
+                  <pic:blipFill>
+                    <a:blip r:embed="rId25"/>
+                    <a:stretch>
+                      <a:fillRect/>
+                    </a:stretch>
+                  </pic:blipFill>
+                  <pic:spPr>
+                    <a:xfrm>
+                      <a:off x="0" y="0"/>
+                      <a:ext cx="5162550" cy="1647825"/>
+                    </a:xfrm>
+                    <a:prstGeom prst="rect">
+                      <a:avLst/>
+                    </a:prstGeom>
+                  </pic:spPr>
+                </pic:pic>
+              </a:graphicData>
+            </a:graphic>
+          </wp:inline>
+        </w:drawing>
+      </w:r>
     </w:p>
     <w:p>
       <w:r>
@@ -1558,7 +1686,7 @@
                     <pic:cNvPicPr/>
                   </pic:nvPicPr>
                   <pic:blipFill>
-                    <a:blip r:embed="rId23"/>
+                    <a:blip r:embed="rId26"/>
                     <a:stretch>
                       <a:fillRect/>
                     </a:stretch>
@@ -1628,7 +1756,7 @@
                     <pic:cNvPicPr/>
                   </pic:nvPicPr>
                   <pic:blipFill>
-                    <a:blip r:embed="rId24"/>
+                    <a:blip r:embed="rId27"/>
                     <a:stretch>
                       <a:fillRect/>
                     </a:stretch>
@@ -1697,7 +1825,7 @@
                     <pic:cNvPicPr/>
                   </pic:nvPicPr>
                   <pic:blipFill>
-                    <a:blip r:embed="rId25"/>
+                    <a:blip r:embed="rId28"/>
                     <a:stretch>
                       <a:fillRect/>
                     </a:stretch>
@@ -1792,7 +1920,7 @@
                     <pic:cNvPicPr/>
                   </pic:nvPicPr>
                   <pic:blipFill>
-                    <a:blip r:embed="rId26"/>
+                    <a:blip r:embed="rId29"/>
                     <a:stretch>
                       <a:fillRect/>
                     </a:stretch>
@@ -1870,7 +1998,7 @@
                     <pic:cNvPicPr/>
                   </pic:nvPicPr>
                   <pic:blipFill>
-                    <a:blip r:embed="rId27"/>
+                    <a:blip r:embed="rId30"/>
                     <a:stretch>
                       <a:fillRect/>
                     </a:stretch>
@@ -1931,7 +2059,7 @@
                     <pic:cNvPicPr/>
                   </pic:nvPicPr>
                   <pic:blipFill>
-                    <a:blip r:embed="rId28"/>
+                    <a:blip r:embed="rId31"/>
                     <a:stretch>
                       <a:fillRect/>
                     </a:stretch>
@@ -1986,7 +2114,7 @@
                     <pic:cNvPicPr/>
                   </pic:nvPicPr>
                   <pic:blipFill>
-                    <a:blip r:embed="rId29"/>
+                    <a:blip r:embed="rId32"/>
                     <a:stretch>
                       <a:fillRect/>
                     </a:stretch>
@@ -2055,10 +2183,7 @@
         <w:t>.1</w:t>
       </w:r>
       <w:r>
-        <w:t>1</w:t>
-      </w:r>
-      <w:r>
-        <w:t>5</w:t>
+        <w:t>15</w:t>
       </w:r>
     </w:p>
     <w:p/>
@@ -2084,7 +2209,7 @@
                     <pic:cNvPicPr/>
                   </pic:nvPicPr>
                   <pic:blipFill>
-                    <a:blip r:embed="rId30"/>
+                    <a:blip r:embed="rId33"/>
                     <a:stretch>
                       <a:fillRect/>
                     </a:stretch>
@@ -2129,10 +2254,61 @@
     </w:p>
     <w:p>
       <w:r>
-        <w:t>nmap 192.168.1.0/24</w:t>
-      </w:r>
-    </w:p>
-    <w:p/>
+        <w:t>nmap 192.168.</w:t>
+      </w:r>
+      <w:r>
+        <w:t>0</w:t>
+      </w:r>
+      <w:r>
+        <w:t>.0/2</w:t>
+      </w:r>
+      <w:r>
+        <w:t>3</w:t>
+      </w:r>
+    </w:p>
+    <w:p>
+      <w:r>
+        <w:rPr>
+          <w:noProof/>
+        </w:rPr>
+        <w:lastRenderedPageBreak/>
+        <w:drawing>
+          <wp:inline distT="0" distB="0" distL="0" distR="0" wp14:anchorId="53935162" wp14:editId="55A60234">
+            <wp:extent cx="5381625" cy="3400425"/>
+            <wp:effectExtent l="0" t="0" r="9525" b="9525"/>
+            <wp:docPr id="1052604862" name="Imagen 1"/>
+            <wp:cNvGraphicFramePr>
+              <a:graphicFrameLocks xmlns:a="http://schemas.openxmlformats.org/drawingml/2006/main" noChangeAspect="1"/>
+            </wp:cNvGraphicFramePr>
+            <a:graphic xmlns:a="http://schemas.openxmlformats.org/drawingml/2006/main">
+              <a:graphicData uri="http://schemas.openxmlformats.org/drawingml/2006/picture">
+                <pic:pic xmlns:pic="http://schemas.openxmlformats.org/drawingml/2006/picture">
+                  <pic:nvPicPr>
+                    <pic:cNvPr id="1052604862" name=""/>
+                    <pic:cNvPicPr/>
+                  </pic:nvPicPr>
+                  <pic:blipFill>
+                    <a:blip r:embed="rId34"/>
+                    <a:stretch>
+                      <a:fillRect/>
+                    </a:stretch>
+                  </pic:blipFill>
+                  <pic:spPr>
+                    <a:xfrm>
+                      <a:off x="0" y="0"/>
+                      <a:ext cx="5381625" cy="3400425"/>
+                    </a:xfrm>
+                    <a:prstGeom prst="rect">
+                      <a:avLst/>
+                    </a:prstGeom>
+                  </pic:spPr>
+                </pic:pic>
+              </a:graphicData>
+            </a:graphic>
+          </wp:inline>
+        </w:drawing>
+      </w:r>
+    </w:p>
     <w:p>
       <w:r>
         <w:pict w14:anchorId="515FCF0F">
@@ -2157,7 +2333,52 @@
     </w:p>
     <w:p>
       <w:r>
-        <w:t>nmap -sV 192.168.1.1</w:t>
+        <w:t>nmap -sV 192.168.</w:t>
+      </w:r>
+      <w:r>
+        <w:t>0.115</w:t>
+      </w:r>
+    </w:p>
+    <w:p>
+      <w:r>
+        <w:rPr>
+          <w:noProof/>
+        </w:rPr>
+        <w:drawing>
+          <wp:inline distT="0" distB="0" distL="0" distR="0" wp14:anchorId="792E84DE" wp14:editId="39D7F2DC">
+            <wp:extent cx="5400040" cy="2664460"/>
+            <wp:effectExtent l="0" t="0" r="0" b="2540"/>
+            <wp:docPr id="266196609" name="Imagen 1"/>
+            <wp:cNvGraphicFramePr>
+              <a:graphicFrameLocks xmlns:a="http://schemas.openxmlformats.org/drawingml/2006/main" noChangeAspect="1"/>
+            </wp:cNvGraphicFramePr>
+            <a:graphic xmlns:a="http://schemas.openxmlformats.org/drawingml/2006/main">
+              <a:graphicData uri="http://schemas.openxmlformats.org/drawingml/2006/picture">
+                <pic:pic xmlns:pic="http://schemas.openxmlformats.org/drawingml/2006/picture">
+                  <pic:nvPicPr>
+                    <pic:cNvPr id="266196609" name=""/>
+                    <pic:cNvPicPr/>
+                  </pic:nvPicPr>
+                  <pic:blipFill>
+                    <a:blip r:embed="rId35"/>
+                    <a:stretch>
+                      <a:fillRect/>
+                    </a:stretch>
+                  </pic:blipFill>
+                  <pic:spPr>
+                    <a:xfrm>
+                      <a:off x="0" y="0"/>
+                      <a:ext cx="5400040" cy="2664460"/>
+                    </a:xfrm>
+                    <a:prstGeom prst="rect">
+                      <a:avLst/>
+                    </a:prstGeom>
+                  </pic:spPr>
+                </pic:pic>
+              </a:graphicData>
+            </a:graphic>
+          </wp:inline>
+        </w:drawing>
       </w:r>
     </w:p>
     <w:p>
@@ -2184,7 +2405,59 @@
     </w:p>
     <w:p>
       <w:r>
-        <w:t>nmap -O 192.168.1.1</w:t>
+        <w:t>nmap -O 192.168.</w:t>
+      </w:r>
+      <w:r>
+        <w:t>0</w:t>
+      </w:r>
+      <w:r>
+        <w:t>.1</w:t>
+      </w:r>
+      <w:r>
+        <w:t>15</w:t>
+      </w:r>
+    </w:p>
+    <w:p>
+      <w:r>
+        <w:rPr>
+          <w:noProof/>
+        </w:rPr>
+        <w:lastRenderedPageBreak/>
+        <w:drawing>
+          <wp:inline distT="0" distB="0" distL="0" distR="0" wp14:anchorId="079299A1" wp14:editId="7486DB94">
+            <wp:extent cx="5400040" cy="2554605"/>
+            <wp:effectExtent l="0" t="0" r="0" b="0"/>
+            <wp:docPr id="1024140114" name="Imagen 1"/>
+            <wp:cNvGraphicFramePr>
+              <a:graphicFrameLocks xmlns:a="http://schemas.openxmlformats.org/drawingml/2006/main" noChangeAspect="1"/>
+            </wp:cNvGraphicFramePr>
+            <a:graphic xmlns:a="http://schemas.openxmlformats.org/drawingml/2006/main">
+              <a:graphicData uri="http://schemas.openxmlformats.org/drawingml/2006/picture">
+                <pic:pic xmlns:pic="http://schemas.openxmlformats.org/drawingml/2006/picture">
+                  <pic:nvPicPr>
+                    <pic:cNvPr id="1024140114" name=""/>
+                    <pic:cNvPicPr/>
+                  </pic:nvPicPr>
+                  <pic:blipFill>
+                    <a:blip r:embed="rId36"/>
+                    <a:stretch>
+                      <a:fillRect/>
+                    </a:stretch>
+                  </pic:blipFill>
+                  <pic:spPr>
+                    <a:xfrm>
+                      <a:off x="0" y="0"/>
+                      <a:ext cx="5400040" cy="2554605"/>
+                    </a:xfrm>
+                    <a:prstGeom prst="rect">
+                      <a:avLst/>
+                    </a:prstGeom>
+                  </pic:spPr>
+                </pic:pic>
+              </a:graphicData>
+            </a:graphic>
+          </wp:inline>
+        </w:drawing>
       </w:r>
     </w:p>
     <w:p>
@@ -2211,12 +2484,279 @@
     </w:p>
     <w:p>
       <w:r>
-        <w:t>nmap -A 192.168.1.1</w:t>
-      </w:r>
-    </w:p>
-    <w:p>
-      <w:r>
+        <w:t>nmap -A 192.168.</w:t>
+      </w:r>
+      <w:r>
+        <w:t>0</w:t>
+      </w:r>
+      <w:r>
+        <w:t>.1</w:t>
+      </w:r>
+      <w:r>
+        <w:t>15</w:t>
+      </w:r>
+      <w:r>
+        <w:t xml:space="preserve"> (incluye -O, -sV, -sC, --traceroute</w:t>
+      </w:r>
+    </w:p>
+    <w:p>
+      <w:r>
+        <w:rPr>
+          <w:noProof/>
+        </w:rPr>
+        <w:drawing>
+          <wp:inline distT="0" distB="0" distL="0" distR="0" wp14:anchorId="66A2E8A7" wp14:editId="2F614E13">
+            <wp:extent cx="5400040" cy="3240405"/>
+            <wp:effectExtent l="0" t="0" r="0" b="0"/>
+            <wp:docPr id="1128714797" name="Imagen 1"/>
+            <wp:cNvGraphicFramePr>
+              <a:graphicFrameLocks xmlns:a="http://schemas.openxmlformats.org/drawingml/2006/main" noChangeAspect="1"/>
+            </wp:cNvGraphicFramePr>
+            <a:graphic xmlns:a="http://schemas.openxmlformats.org/drawingml/2006/main">
+              <a:graphicData uri="http://schemas.openxmlformats.org/drawingml/2006/picture">
+                <pic:pic xmlns:pic="http://schemas.openxmlformats.org/drawingml/2006/picture">
+                  <pic:nvPicPr>
+                    <pic:cNvPr id="1128714797" name=""/>
+                    <pic:cNvPicPr/>
+                  </pic:nvPicPr>
+                  <pic:blipFill>
+                    <a:blip r:embed="rId37"/>
+                    <a:stretch>
+                      <a:fillRect/>
+                    </a:stretch>
+                  </pic:blipFill>
+                  <pic:spPr>
+                    <a:xfrm>
+                      <a:off x="0" y="0"/>
+                      <a:ext cx="5400040" cy="3240405"/>
+                    </a:xfrm>
+                    <a:prstGeom prst="rect">
+                      <a:avLst/>
+                    </a:prstGeom>
+                  </pic:spPr>
+                </pic:pic>
+              </a:graphicData>
+            </a:graphic>
+          </wp:inline>
+        </w:drawing>
+      </w:r>
+    </w:p>
+    <w:p/>
+    <w:p>
+      <w:r>
+        <w:rPr>
+          <w:b/>
+          <w:bCs/>
+        </w:rPr>
+        <w:t>Detección de Sistema Operativo (-O):</w:t>
+      </w:r>
+      <w:r>
+        <w:t xml:space="preserve"> Nmap intenta adivinar qué SO corre el objetivo analizando cómo responde la pila TCP/IP.</w:t>
+      </w:r>
+    </w:p>
+    <w:p>
+      <w:pPr>
+        <w:numPr>
+          <w:ilvl w:val="0"/>
+          <w:numId w:val="4"/>
+        </w:numPr>
+      </w:pPr>
+      <w:r>
+        <w:rPr>
+          <w:i/>
+          <w:iCs/>
+        </w:rPr>
+        <w:t xml:space="preserve">Se observa que: </w:t>
+      </w:r>
+      <w:r>
+        <w:t xml:space="preserve"> Nmap estima que es un </w:t>
+      </w:r>
+      <w:r>
+        <w:rPr>
+          <w:b/>
+          <w:bCs/>
+        </w:rPr>
+        <w:t>Microsoft Windows 10/11 o Server 2019</w:t>
+      </w:r>
+      <w:r>
+        <w:t xml:space="preserve"> con un 92% de precisión.</w:t>
+      </w:r>
+    </w:p>
+    <w:p>
+      <w:r>
+        <w:rPr>
+          <w:b/>
+          <w:bCs/>
+        </w:rPr>
+        <w:t>Detección de Versión de Servicios (-sV):</w:t>
+      </w:r>
+      <w:r>
+        <w:t xml:space="preserve"> No solo te dice qué puertos están abiertos, sino qué software específico y qué versión se está ejecutando en ellos.</w:t>
+      </w:r>
+    </w:p>
+    <w:p>
+      <w:pPr>
+        <w:numPr>
+          <w:ilvl w:val="0"/>
+          <w:numId w:val="5"/>
+        </w:numPr>
+      </w:pPr>
+      <w:r>
+        <w:rPr>
+          <w:i/>
+          <w:iCs/>
+        </w:rPr>
         <w:lastRenderedPageBreak/>
+        <w:t>Observamos</w:t>
+      </w:r>
+      <w:r>
+        <w:rPr>
+          <w:i/>
+          <w:iCs/>
+        </w:rPr>
+        <w:t>:</w:t>
+      </w:r>
+      <w:r>
+        <w:t xml:space="preserve"> En el puerto 135/tcp, identifica específicamente </w:t>
+      </w:r>
+      <w:r>
+        <w:rPr>
+          <w:b/>
+          <w:bCs/>
+        </w:rPr>
+        <w:t>Microsoft Windows RPC</w:t>
+      </w:r>
+      <w:r>
+        <w:t xml:space="preserve">. En el puerto 7070, detecta un certificado SSL de </w:t>
+      </w:r>
+      <w:r>
+        <w:rPr>
+          <w:b/>
+          <w:bCs/>
+        </w:rPr>
+        <w:t>AnyDesk Client</w:t>
+      </w:r>
+      <w:r>
+        <w:t>.</w:t>
+      </w:r>
+    </w:p>
+    <w:p>
+      <w:r>
+        <w:t xml:space="preserve"> </w:t>
+      </w:r>
+      <w:r>
+        <w:rPr>
+          <w:b/>
+          <w:bCs/>
+        </w:rPr>
+        <w:t>Escaneo con Scripts de Nmap (-sC o --script default):</w:t>
+      </w:r>
+      <w:r>
+        <w:t xml:space="preserve"> Ejecuta una serie de scripts automáticos (NSE - Nmap Scripting Engine) para encontrar vulnerabilidades comunes o información extra.</w:t>
+      </w:r>
+    </w:p>
+    <w:p>
+      <w:pPr>
+        <w:numPr>
+          <w:ilvl w:val="0"/>
+          <w:numId w:val="6"/>
+        </w:numPr>
+      </w:pPr>
+      <w:r>
+        <w:rPr>
+          <w:i/>
+          <w:iCs/>
+        </w:rPr>
+        <w:t xml:space="preserve">En </w:t>
+      </w:r>
+      <w:r>
+        <w:rPr>
+          <w:i/>
+          <w:iCs/>
+        </w:rPr>
+        <w:t>la</w:t>
+      </w:r>
+      <w:r>
+        <w:rPr>
+          <w:i/>
+          <w:iCs/>
+        </w:rPr>
+        <w:t xml:space="preserve"> imagen</w:t>
+      </w:r>
+      <w:r>
+        <w:rPr>
+          <w:i/>
+          <w:iCs/>
+        </w:rPr>
+        <w:t xml:space="preserve"> observamos que</w:t>
+      </w:r>
+      <w:r>
+        <w:rPr>
+          <w:i/>
+          <w:iCs/>
+        </w:rPr>
+        <w:t>:</w:t>
+      </w:r>
+      <w:r>
+        <w:t xml:space="preserve"> Se activó un script de SSL que extrajo las fechas de validez y el nombre común del certificado (AnyDesk Client).</w:t>
+      </w:r>
+    </w:p>
+    <w:p>
+      <w:r>
+        <w:rPr>
+          <w:b/>
+          <w:bCs/>
+        </w:rPr>
+        <w:t>Traceroute (--traceroute):</w:t>
+      </w:r>
+      <w:r>
+        <w:t xml:space="preserve"> Muestra la ruta que siguen los paquetes hasta llegar al destino.</w:t>
+      </w:r>
+    </w:p>
+    <w:p>
+      <w:pPr>
+        <w:numPr>
+          <w:ilvl w:val="0"/>
+          <w:numId w:val="7"/>
+        </w:numPr>
+      </w:pPr>
+      <w:r>
+        <w:rPr>
+          <w:i/>
+          <w:iCs/>
+        </w:rPr>
+        <w:t>Observamos</w:t>
+      </w:r>
+      <w:r>
+        <w:rPr>
+          <w:i/>
+          <w:iCs/>
+        </w:rPr>
+        <w:t>:</w:t>
+      </w:r>
+      <w:r>
+        <w:t xml:space="preserve"> Al final aparece la sección TRACEROUTE, indicando que el objetivo está a </w:t>
+      </w:r>
+      <w:r>
+        <w:rPr>
+          <w:b/>
+          <w:bCs/>
+        </w:rPr>
+        <w:t>1 salto</w:t>
+      </w:r>
+      <w:r>
+        <w:t xml:space="preserve"> de distancia (está</w:t>
+      </w:r>
+      <w:r>
+        <w:t>mos</w:t>
+      </w:r>
+      <w:r>
+        <w:t xml:space="preserve"> en la misma red local).</w:t>
+      </w:r>
+    </w:p>
+    <w:p/>
+    <w:p>
+      <w:r>
         <w:pict w14:anchorId="3753D454">
           <v:rect id="_x0000_i1053" style="width:0;height:1.5pt" o:hralign="center" o:hrstd="t" o:hr="t" fillcolor="#a0a0a0" stroked="f"/>
         </w:pict>
@@ -2239,7 +2779,130 @@
     </w:p>
     <w:p>
       <w:r>
-        <w:t>nmap -oN resultado.txt 192.168.1.1</w:t>
+        <w:t>nmap -oN resultado.txt 192.168.</w:t>
+      </w:r>
+      <w:r>
+        <w:t>0</w:t>
+      </w:r>
+      <w:r>
+        <w:t>.1</w:t>
+      </w:r>
+      <w:r>
+        <w:t>15</w:t>
+      </w:r>
+      <w:r>
+        <w:t xml:space="preserve"> (</w:t>
+      </w:r>
+      <w:r>
+        <w:rPr>
+          <w:b/>
+          <w:bCs/>
+        </w:rPr>
+        <w:t>-oN</w:t>
+      </w:r>
+      <w:r>
+        <w:t>: Indica "Output Normal" (salida normal)</w:t>
+      </w:r>
+      <w:r>
+        <w:t>)</w:t>
+      </w:r>
+      <w:r>
+        <w:t>.</w:t>
+      </w:r>
+    </w:p>
+    <w:p>
+      <w:r>
+        <w:rPr>
+          <w:noProof/>
+        </w:rPr>
+        <w:drawing>
+          <wp:inline distT="0" distB="0" distL="0" distR="0" wp14:anchorId="7FCA9631" wp14:editId="2C0A56EA">
+            <wp:extent cx="5400040" cy="2643505"/>
+            <wp:effectExtent l="0" t="0" r="0" b="4445"/>
+            <wp:docPr id="359146168" name="Imagen 1"/>
+            <wp:cNvGraphicFramePr>
+              <a:graphicFrameLocks xmlns:a="http://schemas.openxmlformats.org/drawingml/2006/main" noChangeAspect="1"/>
+            </wp:cNvGraphicFramePr>
+            <a:graphic xmlns:a="http://schemas.openxmlformats.org/drawingml/2006/main">
+              <a:graphicData uri="http://schemas.openxmlformats.org/drawingml/2006/picture">
+                <pic:pic xmlns:pic="http://schemas.openxmlformats.org/drawingml/2006/picture">
+                  <pic:nvPicPr>
+                    <pic:cNvPr id="359146168" name=""/>
+                    <pic:cNvPicPr/>
+                  </pic:nvPicPr>
+                  <pic:blipFill>
+                    <a:blip r:embed="rId38"/>
+                    <a:stretch>
+                      <a:fillRect/>
+                    </a:stretch>
+                  </pic:blipFill>
+                  <pic:spPr>
+                    <a:xfrm>
+                      <a:off x="0" y="0"/>
+                      <a:ext cx="5400040" cy="2643505"/>
+                    </a:xfrm>
+                    <a:prstGeom prst="rect">
+                      <a:avLst/>
+                    </a:prstGeom>
+                  </pic:spPr>
+                </pic:pic>
+              </a:graphicData>
+            </a:graphic>
+          </wp:inline>
+        </w:drawing>
+      </w:r>
+    </w:p>
+    <w:p/>
+    <w:p>
+      <w:r>
+        <w:lastRenderedPageBreak/>
+        <w:t>cat resultado.txt (Visualizamos Fichero)</w:t>
+      </w:r>
+      <w:r>
+        <w:br/>
+      </w:r>
+      <w:r>
+        <w:br/>
+      </w:r>
+      <w:r>
+        <w:rPr>
+          <w:noProof/>
+        </w:rPr>
+        <w:drawing>
+          <wp:inline distT="0" distB="0" distL="0" distR="0" wp14:anchorId="1A659EB5" wp14:editId="6BEE6930">
+            <wp:extent cx="5400040" cy="1553210"/>
+            <wp:effectExtent l="0" t="0" r="0" b="8890"/>
+            <wp:docPr id="449592867" name="Imagen 1"/>
+            <wp:cNvGraphicFramePr>
+              <a:graphicFrameLocks xmlns:a="http://schemas.openxmlformats.org/drawingml/2006/main" noChangeAspect="1"/>
+            </wp:cNvGraphicFramePr>
+            <a:graphic xmlns:a="http://schemas.openxmlformats.org/drawingml/2006/main">
+              <a:graphicData uri="http://schemas.openxmlformats.org/drawingml/2006/picture">
+                <pic:pic xmlns:pic="http://schemas.openxmlformats.org/drawingml/2006/picture">
+                  <pic:nvPicPr>
+                    <pic:cNvPr id="449592867" name=""/>
+                    <pic:cNvPicPr/>
+                  </pic:nvPicPr>
+                  <pic:blipFill>
+                    <a:blip r:embed="rId39"/>
+                    <a:stretch>
+                      <a:fillRect/>
+                    </a:stretch>
+                  </pic:blipFill>
+                  <pic:spPr>
+                    <a:xfrm>
+                      <a:off x="0" y="0"/>
+                      <a:ext cx="5400040" cy="1553210"/>
+                    </a:xfrm>
+                    <a:prstGeom prst="rect">
+                      <a:avLst/>
+                    </a:prstGeom>
+                  </pic:spPr>
+                </pic:pic>
+              </a:graphicData>
+            </a:graphic>
+          </wp:inline>
+        </w:drawing>
       </w:r>
     </w:p>
     <w:p>
@@ -2268,6 +2931,106 @@
       <w:r>
         <w:t>ping google.com</w:t>
       </w:r>
+      <w:r>
+        <w:br/>
+      </w:r>
+      <w:r>
+        <w:br/>
+      </w:r>
+      <w:r>
+        <w:rPr>
+          <w:noProof/>
+        </w:rPr>
+        <w:drawing>
+          <wp:inline distT="0" distB="0" distL="0" distR="0" wp14:anchorId="5265E790" wp14:editId="698C1622">
+            <wp:extent cx="5400040" cy="2794000"/>
+            <wp:effectExtent l="0" t="0" r="0" b="6350"/>
+            <wp:docPr id="138961031" name="Imagen 1"/>
+            <wp:cNvGraphicFramePr>
+              <a:graphicFrameLocks xmlns:a="http://schemas.openxmlformats.org/drawingml/2006/main" noChangeAspect="1"/>
+            </wp:cNvGraphicFramePr>
+            <a:graphic xmlns:a="http://schemas.openxmlformats.org/drawingml/2006/main">
+              <a:graphicData uri="http://schemas.openxmlformats.org/drawingml/2006/picture">
+                <pic:pic xmlns:pic="http://schemas.openxmlformats.org/drawingml/2006/picture">
+                  <pic:nvPicPr>
+                    <pic:cNvPr id="138961031" name=""/>
+                    <pic:cNvPicPr/>
+                  </pic:nvPicPr>
+                  <pic:blipFill>
+                    <a:blip r:embed="rId40"/>
+                    <a:stretch>
+                      <a:fillRect/>
+                    </a:stretch>
+                  </pic:blipFill>
+                  <pic:spPr>
+                    <a:xfrm>
+                      <a:off x="0" y="0"/>
+                      <a:ext cx="5400040" cy="2794000"/>
+                    </a:xfrm>
+                    <a:prstGeom prst="rect">
+                      <a:avLst/>
+                    </a:prstGeom>
+                  </pic:spPr>
+                </pic:pic>
+              </a:graphicData>
+            </a:graphic>
+          </wp:inline>
+        </w:drawing>
+      </w:r>
+      <w:r>
+        <w:br/>
+      </w:r>
+      <w:r>
+        <w:br/>
+        <w:t>ping 8.8.8.8 (DNS google)</w:t>
+      </w:r>
+      <w:r>
+        <w:br/>
+      </w:r>
+      <w:r>
+        <w:lastRenderedPageBreak/>
+        <w:br/>
+      </w:r>
+      <w:r>
+        <w:rPr>
+          <w:noProof/>
+        </w:rPr>
+        <w:drawing>
+          <wp:inline distT="0" distB="0" distL="0" distR="0" wp14:anchorId="1E684D41" wp14:editId="22686CA4">
+            <wp:extent cx="5391150" cy="3000375"/>
+            <wp:effectExtent l="0" t="0" r="0" b="9525"/>
+            <wp:docPr id="1149190392" name="Imagen 1"/>
+            <wp:cNvGraphicFramePr>
+              <a:graphicFrameLocks xmlns:a="http://schemas.openxmlformats.org/drawingml/2006/main" noChangeAspect="1"/>
+            </wp:cNvGraphicFramePr>
+            <a:graphic xmlns:a="http://schemas.openxmlformats.org/drawingml/2006/main">
+              <a:graphicData uri="http://schemas.openxmlformats.org/drawingml/2006/picture">
+                <pic:pic xmlns:pic="http://schemas.openxmlformats.org/drawingml/2006/picture">
+                  <pic:nvPicPr>
+                    <pic:cNvPr id="1149190392" name=""/>
+                    <pic:cNvPicPr/>
+                  </pic:nvPicPr>
+                  <pic:blipFill>
+                    <a:blip r:embed="rId41"/>
+                    <a:stretch>
+                      <a:fillRect/>
+                    </a:stretch>
+                  </pic:blipFill>
+                  <pic:spPr>
+                    <a:xfrm>
+                      <a:off x="0" y="0"/>
+                      <a:ext cx="5391150" cy="3000375"/>
+                    </a:xfrm>
+                    <a:prstGeom prst="rect">
+                      <a:avLst/>
+                    </a:prstGeom>
+                  </pic:spPr>
+                </pic:pic>
+              </a:graphicData>
+            </a:graphic>
+          </wp:inline>
+        </w:drawing>
+      </w:r>
     </w:p>
     <w:p>
       <w:r>
@@ -2295,6 +3058,52 @@
       <w:r>
         <w:t>traceroute google.com</w:t>
       </w:r>
+      <w:r>
+        <w:br/>
+      </w:r>
+      <w:r>
+        <w:br/>
+      </w:r>
+      <w:r>
+        <w:rPr>
+          <w:noProof/>
+        </w:rPr>
+        <w:drawing>
+          <wp:inline distT="0" distB="0" distL="0" distR="0" wp14:anchorId="121A170A" wp14:editId="0B1335FD">
+            <wp:extent cx="5400040" cy="3092450"/>
+            <wp:effectExtent l="0" t="0" r="0" b="0"/>
+            <wp:docPr id="1782310254" name="Imagen 1"/>
+            <wp:cNvGraphicFramePr>
+              <a:graphicFrameLocks xmlns:a="http://schemas.openxmlformats.org/drawingml/2006/main" noChangeAspect="1"/>
+            </wp:cNvGraphicFramePr>
+            <a:graphic xmlns:a="http://schemas.openxmlformats.org/drawingml/2006/main">
+              <a:graphicData uri="http://schemas.openxmlformats.org/drawingml/2006/picture">
+                <pic:pic xmlns:pic="http://schemas.openxmlformats.org/drawingml/2006/picture">
+                  <pic:nvPicPr>
+                    <pic:cNvPr id="1782310254" name=""/>
+                    <pic:cNvPicPr/>
+                  </pic:nvPicPr>
+                  <pic:blipFill>
+                    <a:blip r:embed="rId42"/>
+                    <a:stretch>
+                      <a:fillRect/>
+                    </a:stretch>
+                  </pic:blipFill>
+                  <pic:spPr>
+                    <a:xfrm>
+                      <a:off x="0" y="0"/>
+                      <a:ext cx="5400040" cy="3092450"/>
+                    </a:xfrm>
+                    <a:prstGeom prst="rect">
+                      <a:avLst/>
+                    </a:prstGeom>
+                  </pic:spPr>
+                </pic:pic>
+              </a:graphicData>
+            </a:graphic>
+          </wp:inline>
+        </w:drawing>
+      </w:r>
     </w:p>
     <w:p>
       <w:r>
@@ -2325,6 +3134,49 @@
     </w:p>
     <w:p>
       <w:r>
+        <w:rPr>
+          <w:noProof/>
+        </w:rPr>
+        <w:lastRenderedPageBreak/>
+        <w:drawing>
+          <wp:inline distT="0" distB="0" distL="0" distR="0" wp14:anchorId="702738FA" wp14:editId="22CF47C3">
+            <wp:extent cx="5400040" cy="1915160"/>
+            <wp:effectExtent l="0" t="0" r="0" b="8890"/>
+            <wp:docPr id="644077879" name="Imagen 1"/>
+            <wp:cNvGraphicFramePr>
+              <a:graphicFrameLocks xmlns:a="http://schemas.openxmlformats.org/drawingml/2006/main" noChangeAspect="1"/>
+            </wp:cNvGraphicFramePr>
+            <a:graphic xmlns:a="http://schemas.openxmlformats.org/drawingml/2006/main">
+              <a:graphicData uri="http://schemas.openxmlformats.org/drawingml/2006/picture">
+                <pic:pic xmlns:pic="http://schemas.openxmlformats.org/drawingml/2006/picture">
+                  <pic:nvPicPr>
+                    <pic:cNvPr id="644077879" name=""/>
+                    <pic:cNvPicPr/>
+                  </pic:nvPicPr>
+                  <pic:blipFill>
+                    <a:blip r:embed="rId43"/>
+                    <a:stretch>
+                      <a:fillRect/>
+                    </a:stretch>
+                  </pic:blipFill>
+                  <pic:spPr>
+                    <a:xfrm>
+                      <a:off x="0" y="0"/>
+                      <a:ext cx="5400040" cy="1915160"/>
+                    </a:xfrm>
+                    <a:prstGeom prst="rect">
+                      <a:avLst/>
+                    </a:prstGeom>
+                  </pic:spPr>
+                </pic:pic>
+              </a:graphicData>
+            </a:graphic>
+          </wp:inline>
+        </w:drawing>
+      </w:r>
+    </w:p>
+    <w:p>
+      <w:r>
         <w:pict w14:anchorId="37EC45DB">
           <v:rect id="_x0000_i1057" style="width:0;height:1.5pt" o:hralign="center" o:hrstd="t" o:hr="t" fillcolor="#a0a0a0" stroked="f"/>
         </w:pict>
@@ -2352,6 +3204,48 @@
     </w:p>
     <w:p>
       <w:r>
+        <w:rPr>
+          <w:noProof/>
+        </w:rPr>
+        <w:drawing>
+          <wp:inline distT="0" distB="0" distL="0" distR="0" wp14:anchorId="2BB250E9" wp14:editId="5D3E53FE">
+            <wp:extent cx="5400040" cy="884555"/>
+            <wp:effectExtent l="0" t="0" r="0" b="0"/>
+            <wp:docPr id="984699885" name="Imagen 1"/>
+            <wp:cNvGraphicFramePr>
+              <a:graphicFrameLocks xmlns:a="http://schemas.openxmlformats.org/drawingml/2006/main" noChangeAspect="1"/>
+            </wp:cNvGraphicFramePr>
+            <a:graphic xmlns:a="http://schemas.openxmlformats.org/drawingml/2006/main">
+              <a:graphicData uri="http://schemas.openxmlformats.org/drawingml/2006/picture">
+                <pic:pic xmlns:pic="http://schemas.openxmlformats.org/drawingml/2006/picture">
+                  <pic:nvPicPr>
+                    <pic:cNvPr id="984699885" name=""/>
+                    <pic:cNvPicPr/>
+                  </pic:nvPicPr>
+                  <pic:blipFill>
+                    <a:blip r:embed="rId44"/>
+                    <a:stretch>
+                      <a:fillRect/>
+                    </a:stretch>
+                  </pic:blipFill>
+                  <pic:spPr>
+                    <a:xfrm>
+                      <a:off x="0" y="0"/>
+                      <a:ext cx="5400040" cy="884555"/>
+                    </a:xfrm>
+                    <a:prstGeom prst="rect">
+                      <a:avLst/>
+                    </a:prstGeom>
+                  </pic:spPr>
+                </pic:pic>
+              </a:graphicData>
+            </a:graphic>
+          </wp:inline>
+        </w:drawing>
+      </w:r>
+    </w:p>
+    <w:p>
+      <w:r>
         <w:pict w14:anchorId="7E40C41D">
           <v:rect id="_x0000_i1058" style="width:0;height:1.5pt" o:hralign="center" o:hrstd="t" o:hr="t" fillcolor="#a0a0a0" stroked="f"/>
         </w:pict>
@@ -2374,7 +3268,91 @@
     </w:p>
     <w:p>
       <w:r>
+        <w:lastRenderedPageBreak/>
         <w:t>cat /etc/resolv.conf</w:t>
+      </w:r>
+      <w:r>
+        <w:br/>
+      </w:r>
+      <w:r>
+        <w:rPr>
+          <w:noProof/>
+        </w:rPr>
+        <w:drawing>
+          <wp:inline distT="0" distB="0" distL="0" distR="0" wp14:anchorId="1C322CBB" wp14:editId="4BEABBA1">
+            <wp:extent cx="3009900" cy="2667000"/>
+            <wp:effectExtent l="0" t="0" r="0" b="0"/>
+            <wp:docPr id="1348107476" name="Imagen 1"/>
+            <wp:cNvGraphicFramePr>
+              <a:graphicFrameLocks xmlns:a="http://schemas.openxmlformats.org/drawingml/2006/main" noChangeAspect="1"/>
+            </wp:cNvGraphicFramePr>
+            <a:graphic xmlns:a="http://schemas.openxmlformats.org/drawingml/2006/main">
+              <a:graphicData uri="http://schemas.openxmlformats.org/drawingml/2006/picture">
+                <pic:pic xmlns:pic="http://schemas.openxmlformats.org/drawingml/2006/picture">
+                  <pic:nvPicPr>
+                    <pic:cNvPr id="1348107476" name=""/>
+                    <pic:cNvPicPr/>
+                  </pic:nvPicPr>
+                  <pic:blipFill>
+                    <a:blip r:embed="rId45"/>
+                    <a:stretch>
+                      <a:fillRect/>
+                    </a:stretch>
+                  </pic:blipFill>
+                  <pic:spPr>
+                    <a:xfrm>
+                      <a:off x="0" y="0"/>
+                      <a:ext cx="3009900" cy="2667000"/>
+                    </a:xfrm>
+                    <a:prstGeom prst="rect">
+                      <a:avLst/>
+                    </a:prstGeom>
+                  </pic:spPr>
+                </pic:pic>
+              </a:graphicData>
+            </a:graphic>
+          </wp:inline>
+        </w:drawing>
+      </w:r>
+      <w:r>
+        <w:br/>
+      </w:r>
+      <w:r>
+        <w:drawing>
+          <wp:inline distT="0" distB="0" distL="0" distR="0" wp14:anchorId="2CCBEE17" wp14:editId="2679B023">
+            <wp:extent cx="2743583" cy="1476581"/>
+            <wp:effectExtent l="0" t="0" r="0" b="9525"/>
+            <wp:docPr id="1634870291" name="Imagen 1"/>
+            <wp:cNvGraphicFramePr>
+              <a:graphicFrameLocks xmlns:a="http://schemas.openxmlformats.org/drawingml/2006/main" noChangeAspect="1"/>
+            </wp:cNvGraphicFramePr>
+            <a:graphic xmlns:a="http://schemas.openxmlformats.org/drawingml/2006/main">
+              <a:graphicData uri="http://schemas.openxmlformats.org/drawingml/2006/picture">
+                <pic:pic xmlns:pic="http://schemas.openxmlformats.org/drawingml/2006/picture">
+                  <pic:nvPicPr>
+                    <pic:cNvPr id="1634870291" name=""/>
+                    <pic:cNvPicPr/>
+                  </pic:nvPicPr>
+                  <pic:blipFill>
+                    <a:blip r:embed="rId46"/>
+                    <a:stretch>
+                      <a:fillRect/>
+                    </a:stretch>
+                  </pic:blipFill>
+                  <pic:spPr>
+                    <a:xfrm>
+                      <a:off x="0" y="0"/>
+                      <a:ext cx="2743583" cy="1476581"/>
+                    </a:xfrm>
+                    <a:prstGeom prst="rect">
+                      <a:avLst/>
+                    </a:prstGeom>
+                  </pic:spPr>
+                </pic:pic>
+              </a:graphicData>
+            </a:graphic>
+          </wp:inline>
+        </w:drawing>
       </w:r>
     </w:p>
     <w:p>
@@ -2401,7 +3379,57 @@
     </w:p>
     <w:p>
       <w:r>
+        <w:lastRenderedPageBreak/>
         <w:t>nslookup google.com</w:t>
+      </w:r>
+      <w:r>
+        <w:br/>
+      </w:r>
+      <w:r>
+        <w:rPr>
+          <w:noProof/>
+        </w:rPr>
+        <w:drawing>
+          <wp:inline distT="0" distB="0" distL="0" distR="0" wp14:anchorId="3EC54BE7" wp14:editId="31FDB410">
+            <wp:extent cx="2943225" cy="4305300"/>
+            <wp:effectExtent l="0" t="0" r="9525" b="0"/>
+            <wp:docPr id="835241848" name="Imagen 1"/>
+            <wp:cNvGraphicFramePr>
+              <a:graphicFrameLocks xmlns:a="http://schemas.openxmlformats.org/drawingml/2006/main" noChangeAspect="1"/>
+            </wp:cNvGraphicFramePr>
+            <a:graphic xmlns:a="http://schemas.openxmlformats.org/drawingml/2006/main">
+              <a:graphicData uri="http://schemas.openxmlformats.org/drawingml/2006/picture">
+                <pic:pic xmlns:pic="http://schemas.openxmlformats.org/drawingml/2006/picture">
+                  <pic:nvPicPr>
+                    <pic:cNvPr id="835241848" name=""/>
+                    <pic:cNvPicPr/>
+                  </pic:nvPicPr>
+                  <pic:blipFill>
+                    <a:blip r:embed="rId47"/>
+                    <a:stretch>
+                      <a:fillRect/>
+                    </a:stretch>
+                  </pic:blipFill>
+                  <pic:spPr>
+                    <a:xfrm>
+                      <a:off x="0" y="0"/>
+                      <a:ext cx="2943225" cy="4305300"/>
+                    </a:xfrm>
+                    <a:prstGeom prst="rect">
+                      <a:avLst/>
+                    </a:prstGeom>
+                  </pic:spPr>
+                </pic:pic>
+              </a:graphicData>
+            </a:graphic>
+          </wp:inline>
+        </w:drawing>
+      </w:r>
+      <w:r>
+        <w:br/>
+      </w:r>
+      <w:r>
+        <w:br/>
       </w:r>
     </w:p>
     <w:p>
@@ -2428,7 +3456,51 @@
     </w:p>
     <w:p>
       <w:r>
+        <w:lastRenderedPageBreak/>
         <w:t>dig google.com</w:t>
+      </w:r>
+      <w:r>
+        <w:br/>
+      </w:r>
+      <w:r>
+        <w:rPr>
+          <w:noProof/>
+        </w:rPr>
+        <w:drawing>
+          <wp:inline distT="0" distB="0" distL="0" distR="0" wp14:anchorId="20D2D8C0" wp14:editId="43B83358">
+            <wp:extent cx="5400040" cy="3959860"/>
+            <wp:effectExtent l="0" t="0" r="0" b="2540"/>
+            <wp:docPr id="1122008196" name="Imagen 1"/>
+            <wp:cNvGraphicFramePr>
+              <a:graphicFrameLocks xmlns:a="http://schemas.openxmlformats.org/drawingml/2006/main" noChangeAspect="1"/>
+            </wp:cNvGraphicFramePr>
+            <a:graphic xmlns:a="http://schemas.openxmlformats.org/drawingml/2006/main">
+              <a:graphicData uri="http://schemas.openxmlformats.org/drawingml/2006/picture">
+                <pic:pic xmlns:pic="http://schemas.openxmlformats.org/drawingml/2006/picture">
+                  <pic:nvPicPr>
+                    <pic:cNvPr id="1122008196" name=""/>
+                    <pic:cNvPicPr/>
+                  </pic:nvPicPr>
+                  <pic:blipFill>
+                    <a:blip r:embed="rId48"/>
+                    <a:stretch>
+                      <a:fillRect/>
+                    </a:stretch>
+                  </pic:blipFill>
+                  <pic:spPr>
+                    <a:xfrm>
+                      <a:off x="0" y="0"/>
+                      <a:ext cx="5400040" cy="3959860"/>
+                    </a:xfrm>
+                    <a:prstGeom prst="rect">
+                      <a:avLst/>
+                    </a:prstGeom>
+                  </pic:spPr>
+                </pic:pic>
+              </a:graphicData>
+            </a:graphic>
+          </wp:inline>
+        </w:drawing>
       </w:r>
     </w:p>
     <w:p>
@@ -2457,6 +3529,91 @@
       <w:r>
         <w:t>nc -lvp 4444</w:t>
       </w:r>
+      <w:r>
+        <w:br/>
+      </w:r>
+      <w:r>
+        <w:rPr>
+          <w:noProof/>
+        </w:rPr>
+        <w:drawing>
+          <wp:inline distT="0" distB="0" distL="0" distR="0" wp14:anchorId="129E2A59" wp14:editId="58CB5104">
+            <wp:extent cx="4552950" cy="1371600"/>
+            <wp:effectExtent l="0" t="0" r="0" b="0"/>
+            <wp:docPr id="1054310794" name="Imagen 1"/>
+            <wp:cNvGraphicFramePr>
+              <a:graphicFrameLocks xmlns:a="http://schemas.openxmlformats.org/drawingml/2006/main" noChangeAspect="1"/>
+            </wp:cNvGraphicFramePr>
+            <a:graphic xmlns:a="http://schemas.openxmlformats.org/drawingml/2006/main">
+              <a:graphicData uri="http://schemas.openxmlformats.org/drawingml/2006/picture">
+                <pic:pic xmlns:pic="http://schemas.openxmlformats.org/drawingml/2006/picture">
+                  <pic:nvPicPr>
+                    <pic:cNvPr id="1054310794" name=""/>
+                    <pic:cNvPicPr/>
+                  </pic:nvPicPr>
+                  <pic:blipFill>
+                    <a:blip r:embed="rId49"/>
+                    <a:stretch>
+                      <a:fillRect/>
+                    </a:stretch>
+                  </pic:blipFill>
+                  <pic:spPr>
+                    <a:xfrm>
+                      <a:off x="0" y="0"/>
+                      <a:ext cx="4552950" cy="1371600"/>
+                    </a:xfrm>
+                    <a:prstGeom prst="rect">
+                      <a:avLst/>
+                    </a:prstGeom>
+                  </pic:spPr>
+                </pic:pic>
+              </a:graphicData>
+            </a:graphic>
+          </wp:inline>
+        </w:drawing>
+      </w:r>
+    </w:p>
+    <w:p>
+      <w:r>
+        <w:rPr>
+          <w:noProof/>
+        </w:rPr>
+        <w:drawing>
+          <wp:inline distT="0" distB="0" distL="0" distR="0" wp14:anchorId="6AA8F526" wp14:editId="6ED19389">
+            <wp:extent cx="2924175" cy="1381125"/>
+            <wp:effectExtent l="0" t="0" r="9525" b="9525"/>
+            <wp:docPr id="961259357" name="Imagen 1"/>
+            <wp:cNvGraphicFramePr>
+              <a:graphicFrameLocks xmlns:a="http://schemas.openxmlformats.org/drawingml/2006/main" noChangeAspect="1"/>
+            </wp:cNvGraphicFramePr>
+            <a:graphic xmlns:a="http://schemas.openxmlformats.org/drawingml/2006/main">
+              <a:graphicData uri="http://schemas.openxmlformats.org/drawingml/2006/picture">
+                <pic:pic xmlns:pic="http://schemas.openxmlformats.org/drawingml/2006/picture">
+                  <pic:nvPicPr>
+                    <pic:cNvPr id="961259357" name=""/>
+                    <pic:cNvPicPr/>
+                  </pic:nvPicPr>
+                  <pic:blipFill>
+                    <a:blip r:embed="rId50"/>
+                    <a:stretch>
+                      <a:fillRect/>
+                    </a:stretch>
+                  </pic:blipFill>
+                  <pic:spPr>
+                    <a:xfrm>
+                      <a:off x="0" y="0"/>
+                      <a:ext cx="2924175" cy="1381125"/>
+                    </a:xfrm>
+                    <a:prstGeom prst="rect">
+                      <a:avLst/>
+                    </a:prstGeom>
+                  </pic:spPr>
+                </pic:pic>
+              </a:graphicData>
+            </a:graphic>
+          </wp:inline>
+        </w:drawing>
+      </w:r>
     </w:p>
     <w:p>
       <w:r>
@@ -2477,12 +3634,12 @@
           <w:b/>
           <w:bCs/>
         </w:rPr>
+        <w:t>37. Conectar a puerto</w:t>
+      </w:r>
+    </w:p>
+    <w:p>
+      <w:r>
         <w:lastRenderedPageBreak/>
-        <w:t>37. Conectar a puerto</w:t>
-      </w:r>
-    </w:p>
-    <w:p>
-      <w:r>
         <w:t>nc 192.168.1.1 4444</w:t>
       </w:r>
     </w:p>
@@ -2512,6 +3669,52 @@
       <w:r>
         <w:t>nc -lvp 4444 &gt; archivo.txt</w:t>
       </w:r>
+      <w:r>
+        <w:br/>
+      </w:r>
+      <w:r>
+        <w:br/>
+      </w:r>
+      <w:r>
+        <w:rPr>
+          <w:noProof/>
+        </w:rPr>
+        <w:drawing>
+          <wp:inline distT="0" distB="0" distL="0" distR="0" wp14:anchorId="44D9EFA7" wp14:editId="72C4A6BD">
+            <wp:extent cx="5400040" cy="4460875"/>
+            <wp:effectExtent l="0" t="0" r="0" b="0"/>
+            <wp:docPr id="1300164830" name="Imagen 1"/>
+            <wp:cNvGraphicFramePr>
+              <a:graphicFrameLocks xmlns:a="http://schemas.openxmlformats.org/drawingml/2006/main" noChangeAspect="1"/>
+            </wp:cNvGraphicFramePr>
+            <a:graphic xmlns:a="http://schemas.openxmlformats.org/drawingml/2006/main">
+              <a:graphicData uri="http://schemas.openxmlformats.org/drawingml/2006/picture">
+                <pic:pic xmlns:pic="http://schemas.openxmlformats.org/drawingml/2006/picture">
+                  <pic:nvPicPr>
+                    <pic:cNvPr id="1300164830" name=""/>
+                    <pic:cNvPicPr/>
+                  </pic:nvPicPr>
+                  <pic:blipFill>
+                    <a:blip r:embed="rId51"/>
+                    <a:stretch>
+                      <a:fillRect/>
+                    </a:stretch>
+                  </pic:blipFill>
+                  <pic:spPr>
+                    <a:xfrm>
+                      <a:off x="0" y="0"/>
+                      <a:ext cx="5400040" cy="4460875"/>
+                    </a:xfrm>
+                    <a:prstGeom prst="rect">
+                      <a:avLst/>
+                    </a:prstGeom>
+                  </pic:spPr>
+                </pic:pic>
+              </a:graphicData>
+            </a:graphic>
+          </wp:inline>
+        </w:drawing>
+      </w:r>
     </w:p>
     <w:p>
       <w:r>
@@ -2542,6 +3745,49 @@
     </w:p>
     <w:p>
       <w:r>
+        <w:rPr>
+          <w:noProof/>
+        </w:rPr>
+        <w:lastRenderedPageBreak/>
+        <w:drawing>
+          <wp:inline distT="0" distB="0" distL="0" distR="0" wp14:anchorId="2B803BB2" wp14:editId="717EEFBB">
+            <wp:extent cx="4505325" cy="3914775"/>
+            <wp:effectExtent l="0" t="0" r="9525" b="9525"/>
+            <wp:docPr id="67214151" name="Imagen 1"/>
+            <wp:cNvGraphicFramePr>
+              <a:graphicFrameLocks xmlns:a="http://schemas.openxmlformats.org/drawingml/2006/main" noChangeAspect="1"/>
+            </wp:cNvGraphicFramePr>
+            <a:graphic xmlns:a="http://schemas.openxmlformats.org/drawingml/2006/main">
+              <a:graphicData uri="http://schemas.openxmlformats.org/drawingml/2006/picture">
+                <pic:pic xmlns:pic="http://schemas.openxmlformats.org/drawingml/2006/picture">
+                  <pic:nvPicPr>
+                    <pic:cNvPr id="67214151" name=""/>
+                    <pic:cNvPicPr/>
+                  </pic:nvPicPr>
+                  <pic:blipFill>
+                    <a:blip r:embed="rId52"/>
+                    <a:stretch>
+                      <a:fillRect/>
+                    </a:stretch>
+                  </pic:blipFill>
+                  <pic:spPr>
+                    <a:xfrm>
+                      <a:off x="0" y="0"/>
+                      <a:ext cx="4505325" cy="3914775"/>
+                    </a:xfrm>
+                    <a:prstGeom prst="rect">
+                      <a:avLst/>
+                    </a:prstGeom>
+                  </pic:spPr>
+                </pic:pic>
+              </a:graphicData>
+            </a:graphic>
+          </wp:inline>
+        </w:drawing>
+      </w:r>
+    </w:p>
+    <w:p>
+      <w:r>
         <w:pict w14:anchorId="3417F1C3">
           <v:rect id="_x0000_i1065" style="width:0;height:1.5pt" o:hralign="center" o:hrstd="t" o:hr="t" fillcolor="#a0a0a0" stroked="f"/>
         </w:pict>
@@ -2574,7 +3820,71 @@
         <w:rPr>
           <w:lang w:val="en-GB"/>
         </w:rPr>
-        <w:t>nmap --host-timeout 30s 192.168.1.1</w:t>
+        <w:t>nmap --host-timeout 30s 192.168.</w:t>
+      </w:r>
+      <w:r>
+        <w:rPr>
+          <w:lang w:val="en-GB"/>
+        </w:rPr>
+        <w:t>0</w:t>
+      </w:r>
+      <w:r>
+        <w:rPr>
+          <w:lang w:val="en-GB"/>
+        </w:rPr>
+        <w:t>.</w:t>
+      </w:r>
+      <w:r>
+        <w:rPr>
+          <w:lang w:val="en-GB"/>
+        </w:rPr>
+        <w:t>69</w:t>
+      </w:r>
+      <w:r>
+        <w:rPr>
+          <w:lang w:val="en-GB"/>
+        </w:rPr>
+        <w:br/>
+      </w:r>
+      <w:r>
+        <w:rPr>
+          <w:noProof/>
+        </w:rPr>
+        <w:drawing>
+          <wp:inline distT="0" distB="0" distL="0" distR="0" wp14:anchorId="55E70743" wp14:editId="220175C3">
+            <wp:extent cx="5400040" cy="3175000"/>
+            <wp:effectExtent l="0" t="0" r="0" b="6350"/>
+            <wp:docPr id="1910549312" name="Imagen 1"/>
+            <wp:cNvGraphicFramePr>
+              <a:graphicFrameLocks xmlns:a="http://schemas.openxmlformats.org/drawingml/2006/main" noChangeAspect="1"/>
+            </wp:cNvGraphicFramePr>
+            <a:graphic xmlns:a="http://schemas.openxmlformats.org/drawingml/2006/main">
+              <a:graphicData uri="http://schemas.openxmlformats.org/drawingml/2006/picture">
+                <pic:pic xmlns:pic="http://schemas.openxmlformats.org/drawingml/2006/picture">
+                  <pic:nvPicPr>
+                    <pic:cNvPr id="1910549312" name=""/>
+                    <pic:cNvPicPr/>
+                  </pic:nvPicPr>
+                  <pic:blipFill>
+                    <a:blip r:embed="rId53"/>
+                    <a:stretch>
+                      <a:fillRect/>
+                    </a:stretch>
+                  </pic:blipFill>
+                  <pic:spPr>
+                    <a:xfrm>
+                      <a:off x="0" y="0"/>
+                      <a:ext cx="5400040" cy="3175000"/>
+                    </a:xfrm>
+                    <a:prstGeom prst="rect">
+                      <a:avLst/>
+                    </a:prstGeom>
+                  </pic:spPr>
+                </pic:pic>
+              </a:graphicData>
+            </a:graphic>
+          </wp:inline>
+        </w:drawing>
       </w:r>
     </w:p>
     <w:p>
@@ -2592,6 +3902,7 @@
         <w:rPr>
           <w:rFonts w:ascii="Segoe UI Emoji" w:hAnsi="Segoe UI Emoji" w:cs="Segoe UI Emoji"/>
         </w:rPr>
+        <w:lastRenderedPageBreak/>
         <w:t>🔓</w:t>
       </w:r>
       <w:r>
@@ -2760,7 +4071,6 @@
     </w:p>
     <w:p>
       <w:r>
-        <w:lastRenderedPageBreak/>
         <w:t>echo -n "1234" | md5sum</w:t>
       </w:r>
     </w:p>
@@ -2889,6 +4199,7 @@
         <w:rPr>
           <w:lang w:val="en-GB"/>
         </w:rPr>
+        <w:lastRenderedPageBreak/>
         <w:t>useradd test</w:t>
       </w:r>
       <w:r>
@@ -3023,7 +4334,6 @@
         <w:rPr>
           <w:rFonts w:ascii="Segoe UI Emoji" w:hAnsi="Segoe UI Emoji" w:cs="Segoe UI Emoji"/>
         </w:rPr>
-        <w:lastRenderedPageBreak/>
         <w:t>🛡️</w:t>
       </w:r>
       <w:r>
@@ -3150,6 +4460,7 @@
     </w:p>
     <w:p>
       <w:r>
+        <w:lastRenderedPageBreak/>
         <w:pict w14:anchorId="2DF255D1">
           <v:rect id="_x0000_i1083" style="width:0;height:1.5pt" o:hralign="center" o:hrstd="t" o:hr="t" fillcolor="#a0a0a0" stroked="f"/>
         </w:pict>
@@ -3285,7 +4596,6 @@
     </w:p>
     <w:p>
       <w:r>
-        <w:lastRenderedPageBreak/>
         <w:pict w14:anchorId="5BFF9E81">
           <v:rect id="_x0000_i1088" style="width:0;height:1.5pt" o:hralign="center" o:hrstd="t" o:hr="t" fillcolor="#a0a0a0" stroked="f"/>
         </w:pict>
@@ -3403,6 +4713,7 @@
         <w:rPr>
           <w:rFonts w:ascii="Segoe UI Emoji" w:hAnsi="Segoe UI Emoji" w:cs="Segoe UI Emoji"/>
         </w:rPr>
+        <w:lastRenderedPageBreak/>
         <w:t>🔴</w:t>
       </w:r>
       <w:r>
@@ -3556,7 +4867,6 @@
     </w:p>
     <w:p>
       <w:r>
-        <w:lastRenderedPageBreak/>
         <w:pict w14:anchorId="38084125">
           <v:rect id="_x0000_i1096" style="width:0;height:1.5pt" o:hralign="center" o:hrstd="t" o:hr="t" fillcolor="#a0a0a0" stroked="f"/>
         </w:pict>
@@ -3675,6 +4985,7 @@
     </w:p>
     <w:p>
       <w:r>
+        <w:lastRenderedPageBreak/>
         <w:t>search vsftpd</w:t>
       </w:r>
     </w:p>
@@ -3816,7 +5127,6 @@
     </w:p>
     <w:p>
       <w:r>
-        <w:lastRenderedPageBreak/>
         <w:t>find / -perm -4000 2&gt;/dev/null</w:t>
       </w:r>
     </w:p>
@@ -3923,6 +5233,7 @@
           <w:b/>
           <w:bCs/>
         </w:rPr>
+        <w:lastRenderedPageBreak/>
         <w:t>Enunciado:</w:t>
       </w:r>
       <w:r>
@@ -4051,7 +5362,6 @@
           <w:b/>
           <w:bCs/>
         </w:rPr>
-        <w:lastRenderedPageBreak/>
         <w:t>Enunciado:</w:t>
       </w:r>
       <w:r>
@@ -4145,6 +5455,7 @@
           <w:b/>
           <w:bCs/>
         </w:rPr>
+        <w:lastRenderedPageBreak/>
         <w:t>Explicación:</w:t>
       </w:r>
       <w:r>
@@ -4291,7 +5602,6 @@
           <w:b/>
           <w:bCs/>
         </w:rPr>
-        <w:lastRenderedPageBreak/>
         <w:t>Explicación:</w:t>
       </w:r>
       <w:r>
@@ -4849,6 +6159,602 @@
       </w:rPr>
     </w:lvl>
   </w:abstractNum>
+  <w:abstractNum w:abstractNumId="3" w15:restartNumberingAfterBreak="0">
+    <w:nsid w:val="4C900128"/>
+    <w:multiLevelType w:val="multilevel"/>
+    <w:tmpl w:val="025842F8"/>
+    <w:lvl w:ilvl="0">
+      <w:start w:val="1"/>
+      <w:numFmt w:val="bullet"/>
+      <w:lvlText w:val=""/>
+      <w:lvlJc w:val="left"/>
+      <w:pPr>
+        <w:tabs>
+          <w:tab w:val="num" w:pos="720"/>
+        </w:tabs>
+        <w:ind w:left="720" w:hanging="360"/>
+      </w:pPr>
+      <w:rPr>
+        <w:rFonts w:ascii="Symbol" w:hAnsi="Symbol" w:hint="default"/>
+        <w:sz w:val="20"/>
+      </w:rPr>
+    </w:lvl>
+    <w:lvl w:ilvl="1" w:tentative="1">
+      <w:start w:val="1"/>
+      <w:numFmt w:val="bullet"/>
+      <w:lvlText w:val="o"/>
+      <w:lvlJc w:val="left"/>
+      <w:pPr>
+        <w:tabs>
+          <w:tab w:val="num" w:pos="1440"/>
+        </w:tabs>
+        <w:ind w:left="1440" w:hanging="360"/>
+      </w:pPr>
+      <w:rPr>
+        <w:rFonts w:ascii="Courier New" w:hAnsi="Courier New" w:hint="default"/>
+        <w:sz w:val="20"/>
+      </w:rPr>
+    </w:lvl>
+    <w:lvl w:ilvl="2" w:tentative="1">
+      <w:start w:val="1"/>
+      <w:numFmt w:val="bullet"/>
+      <w:lvlText w:val=""/>
+      <w:lvlJc w:val="left"/>
+      <w:pPr>
+        <w:tabs>
+          <w:tab w:val="num" w:pos="2160"/>
+        </w:tabs>
+        <w:ind w:left="2160" w:hanging="360"/>
+      </w:pPr>
+      <w:rPr>
+        <w:rFonts w:ascii="Wingdings" w:hAnsi="Wingdings" w:hint="default"/>
+        <w:sz w:val="20"/>
+      </w:rPr>
+    </w:lvl>
+    <w:lvl w:ilvl="3" w:tentative="1">
+      <w:start w:val="1"/>
+      <w:numFmt w:val="bullet"/>
+      <w:lvlText w:val=""/>
+      <w:lvlJc w:val="left"/>
+      <w:pPr>
+        <w:tabs>
+          <w:tab w:val="num" w:pos="2880"/>
+        </w:tabs>
+        <w:ind w:left="2880" w:hanging="360"/>
+      </w:pPr>
+      <w:rPr>
+        <w:rFonts w:ascii="Wingdings" w:hAnsi="Wingdings" w:hint="default"/>
+        <w:sz w:val="20"/>
+      </w:rPr>
+    </w:lvl>
+    <w:lvl w:ilvl="4" w:tentative="1">
+      <w:start w:val="1"/>
+      <w:numFmt w:val="bullet"/>
+      <w:lvlText w:val=""/>
+      <w:lvlJc w:val="left"/>
+      <w:pPr>
+        <w:tabs>
+          <w:tab w:val="num" w:pos="3600"/>
+        </w:tabs>
+        <w:ind w:left="3600" w:hanging="360"/>
+      </w:pPr>
+      <w:rPr>
+        <w:rFonts w:ascii="Wingdings" w:hAnsi="Wingdings" w:hint="default"/>
+        <w:sz w:val="20"/>
+      </w:rPr>
+    </w:lvl>
+    <w:lvl w:ilvl="5" w:tentative="1">
+      <w:start w:val="1"/>
+      <w:numFmt w:val="bullet"/>
+      <w:lvlText w:val=""/>
+      <w:lvlJc w:val="left"/>
+      <w:pPr>
+        <w:tabs>
+          <w:tab w:val="num" w:pos="4320"/>
+        </w:tabs>
+        <w:ind w:left="4320" w:hanging="360"/>
+      </w:pPr>
+      <w:rPr>
+        <w:rFonts w:ascii="Wingdings" w:hAnsi="Wingdings" w:hint="default"/>
+        <w:sz w:val="20"/>
+      </w:rPr>
+    </w:lvl>
+    <w:lvl w:ilvl="6" w:tentative="1">
+      <w:start w:val="1"/>
+      <w:numFmt w:val="bullet"/>
+      <w:lvlText w:val=""/>
+      <w:lvlJc w:val="left"/>
+      <w:pPr>
+        <w:tabs>
+          <w:tab w:val="num" w:pos="5040"/>
+        </w:tabs>
+        <w:ind w:left="5040" w:hanging="360"/>
+      </w:pPr>
+      <w:rPr>
+        <w:rFonts w:ascii="Wingdings" w:hAnsi="Wingdings" w:hint="default"/>
+        <w:sz w:val="20"/>
+      </w:rPr>
+    </w:lvl>
+    <w:lvl w:ilvl="7" w:tentative="1">
+      <w:start w:val="1"/>
+      <w:numFmt w:val="bullet"/>
+      <w:lvlText w:val=""/>
+      <w:lvlJc w:val="left"/>
+      <w:pPr>
+        <w:tabs>
+          <w:tab w:val="num" w:pos="5760"/>
+        </w:tabs>
+        <w:ind w:left="5760" w:hanging="360"/>
+      </w:pPr>
+      <w:rPr>
+        <w:rFonts w:ascii="Wingdings" w:hAnsi="Wingdings" w:hint="default"/>
+        <w:sz w:val="20"/>
+      </w:rPr>
+    </w:lvl>
+    <w:lvl w:ilvl="8" w:tentative="1">
+      <w:start w:val="1"/>
+      <w:numFmt w:val="bullet"/>
+      <w:lvlText w:val=""/>
+      <w:lvlJc w:val="left"/>
+      <w:pPr>
+        <w:tabs>
+          <w:tab w:val="num" w:pos="6480"/>
+        </w:tabs>
+        <w:ind w:left="6480" w:hanging="360"/>
+      </w:pPr>
+      <w:rPr>
+        <w:rFonts w:ascii="Wingdings" w:hAnsi="Wingdings" w:hint="default"/>
+        <w:sz w:val="20"/>
+      </w:rPr>
+    </w:lvl>
+  </w:abstractNum>
+  <w:abstractNum w:abstractNumId="4" w15:restartNumberingAfterBreak="0">
+    <w:nsid w:val="61B1191C"/>
+    <w:multiLevelType w:val="multilevel"/>
+    <w:tmpl w:val="181AE1B0"/>
+    <w:lvl w:ilvl="0">
+      <w:start w:val="1"/>
+      <w:numFmt w:val="bullet"/>
+      <w:lvlText w:val=""/>
+      <w:lvlJc w:val="left"/>
+      <w:pPr>
+        <w:tabs>
+          <w:tab w:val="num" w:pos="720"/>
+        </w:tabs>
+        <w:ind w:left="720" w:hanging="360"/>
+      </w:pPr>
+      <w:rPr>
+        <w:rFonts w:ascii="Symbol" w:hAnsi="Symbol" w:hint="default"/>
+        <w:sz w:val="20"/>
+      </w:rPr>
+    </w:lvl>
+    <w:lvl w:ilvl="1" w:tentative="1">
+      <w:start w:val="1"/>
+      <w:numFmt w:val="bullet"/>
+      <w:lvlText w:val="o"/>
+      <w:lvlJc w:val="left"/>
+      <w:pPr>
+        <w:tabs>
+          <w:tab w:val="num" w:pos="1440"/>
+        </w:tabs>
+        <w:ind w:left="1440" w:hanging="360"/>
+      </w:pPr>
+      <w:rPr>
+        <w:rFonts w:ascii="Courier New" w:hAnsi="Courier New" w:hint="default"/>
+        <w:sz w:val="20"/>
+      </w:rPr>
+    </w:lvl>
+    <w:lvl w:ilvl="2" w:tentative="1">
+      <w:start w:val="1"/>
+      <w:numFmt w:val="bullet"/>
+      <w:lvlText w:val=""/>
+      <w:lvlJc w:val="left"/>
+      <w:pPr>
+        <w:tabs>
+          <w:tab w:val="num" w:pos="2160"/>
+        </w:tabs>
+        <w:ind w:left="2160" w:hanging="360"/>
+      </w:pPr>
+      <w:rPr>
+        <w:rFonts w:ascii="Wingdings" w:hAnsi="Wingdings" w:hint="default"/>
+        <w:sz w:val="20"/>
+      </w:rPr>
+    </w:lvl>
+    <w:lvl w:ilvl="3" w:tentative="1">
+      <w:start w:val="1"/>
+      <w:numFmt w:val="bullet"/>
+      <w:lvlText w:val=""/>
+      <w:lvlJc w:val="left"/>
+      <w:pPr>
+        <w:tabs>
+          <w:tab w:val="num" w:pos="2880"/>
+        </w:tabs>
+        <w:ind w:left="2880" w:hanging="360"/>
+      </w:pPr>
+      <w:rPr>
+        <w:rFonts w:ascii="Wingdings" w:hAnsi="Wingdings" w:hint="default"/>
+        <w:sz w:val="20"/>
+      </w:rPr>
+    </w:lvl>
+    <w:lvl w:ilvl="4" w:tentative="1">
+      <w:start w:val="1"/>
+      <w:numFmt w:val="bullet"/>
+      <w:lvlText w:val=""/>
+      <w:lvlJc w:val="left"/>
+      <w:pPr>
+        <w:tabs>
+          <w:tab w:val="num" w:pos="3600"/>
+        </w:tabs>
+        <w:ind w:left="3600" w:hanging="360"/>
+      </w:pPr>
+      <w:rPr>
+        <w:rFonts w:ascii="Wingdings" w:hAnsi="Wingdings" w:hint="default"/>
+        <w:sz w:val="20"/>
+      </w:rPr>
+    </w:lvl>
+    <w:lvl w:ilvl="5" w:tentative="1">
+      <w:start w:val="1"/>
+      <w:numFmt w:val="bullet"/>
+      <w:lvlText w:val=""/>
+      <w:lvlJc w:val="left"/>
+      <w:pPr>
+        <w:tabs>
+          <w:tab w:val="num" w:pos="4320"/>
+        </w:tabs>
+        <w:ind w:left="4320" w:hanging="360"/>
+      </w:pPr>
+      <w:rPr>
+        <w:rFonts w:ascii="Wingdings" w:hAnsi="Wingdings" w:hint="default"/>
+        <w:sz w:val="20"/>
+      </w:rPr>
+    </w:lvl>
+    <w:lvl w:ilvl="6" w:tentative="1">
+      <w:start w:val="1"/>
+      <w:numFmt w:val="bullet"/>
+      <w:lvlText w:val=""/>
+      <w:lvlJc w:val="left"/>
+      <w:pPr>
+        <w:tabs>
+          <w:tab w:val="num" w:pos="5040"/>
+        </w:tabs>
+        <w:ind w:left="5040" w:hanging="360"/>
+      </w:pPr>
+      <w:rPr>
+        <w:rFonts w:ascii="Wingdings" w:hAnsi="Wingdings" w:hint="default"/>
+        <w:sz w:val="20"/>
+      </w:rPr>
+    </w:lvl>
+    <w:lvl w:ilvl="7" w:tentative="1">
+      <w:start w:val="1"/>
+      <w:numFmt w:val="bullet"/>
+      <w:lvlText w:val=""/>
+      <w:lvlJc w:val="left"/>
+      <w:pPr>
+        <w:tabs>
+          <w:tab w:val="num" w:pos="5760"/>
+        </w:tabs>
+        <w:ind w:left="5760" w:hanging="360"/>
+      </w:pPr>
+      <w:rPr>
+        <w:rFonts w:ascii="Wingdings" w:hAnsi="Wingdings" w:hint="default"/>
+        <w:sz w:val="20"/>
+      </w:rPr>
+    </w:lvl>
+    <w:lvl w:ilvl="8" w:tentative="1">
+      <w:start w:val="1"/>
+      <w:numFmt w:val="bullet"/>
+      <w:lvlText w:val=""/>
+      <w:lvlJc w:val="left"/>
+      <w:pPr>
+        <w:tabs>
+          <w:tab w:val="num" w:pos="6480"/>
+        </w:tabs>
+        <w:ind w:left="6480" w:hanging="360"/>
+      </w:pPr>
+      <w:rPr>
+        <w:rFonts w:ascii="Wingdings" w:hAnsi="Wingdings" w:hint="default"/>
+        <w:sz w:val="20"/>
+      </w:rPr>
+    </w:lvl>
+  </w:abstractNum>
+  <w:abstractNum w:abstractNumId="5" w15:restartNumberingAfterBreak="0">
+    <w:nsid w:val="710F1159"/>
+    <w:multiLevelType w:val="multilevel"/>
+    <w:tmpl w:val="8E4EB172"/>
+    <w:lvl w:ilvl="0">
+      <w:start w:val="1"/>
+      <w:numFmt w:val="bullet"/>
+      <w:lvlText w:val=""/>
+      <w:lvlJc w:val="left"/>
+      <w:pPr>
+        <w:tabs>
+          <w:tab w:val="num" w:pos="720"/>
+        </w:tabs>
+        <w:ind w:left="720" w:hanging="360"/>
+      </w:pPr>
+      <w:rPr>
+        <w:rFonts w:ascii="Symbol" w:hAnsi="Symbol" w:hint="default"/>
+        <w:sz w:val="20"/>
+      </w:rPr>
+    </w:lvl>
+    <w:lvl w:ilvl="1" w:tentative="1">
+      <w:start w:val="1"/>
+      <w:numFmt w:val="bullet"/>
+      <w:lvlText w:val="o"/>
+      <w:lvlJc w:val="left"/>
+      <w:pPr>
+        <w:tabs>
+          <w:tab w:val="num" w:pos="1440"/>
+        </w:tabs>
+        <w:ind w:left="1440" w:hanging="360"/>
+      </w:pPr>
+      <w:rPr>
+        <w:rFonts w:ascii="Courier New" w:hAnsi="Courier New" w:hint="default"/>
+        <w:sz w:val="20"/>
+      </w:rPr>
+    </w:lvl>
+    <w:lvl w:ilvl="2" w:tentative="1">
+      <w:start w:val="1"/>
+      <w:numFmt w:val="bullet"/>
+      <w:lvlText w:val=""/>
+      <w:lvlJc w:val="left"/>
+      <w:pPr>
+        <w:tabs>
+          <w:tab w:val="num" w:pos="2160"/>
+        </w:tabs>
+        <w:ind w:left="2160" w:hanging="360"/>
+      </w:pPr>
+      <w:rPr>
+        <w:rFonts w:ascii="Wingdings" w:hAnsi="Wingdings" w:hint="default"/>
+        <w:sz w:val="20"/>
+      </w:rPr>
+    </w:lvl>
+    <w:lvl w:ilvl="3" w:tentative="1">
+      <w:start w:val="1"/>
+      <w:numFmt w:val="bullet"/>
+      <w:lvlText w:val=""/>
+      <w:lvlJc w:val="left"/>
+      <w:pPr>
+        <w:tabs>
+          <w:tab w:val="num" w:pos="2880"/>
+        </w:tabs>
+        <w:ind w:left="2880" w:hanging="360"/>
+      </w:pPr>
+      <w:rPr>
+        <w:rFonts w:ascii="Wingdings" w:hAnsi="Wingdings" w:hint="default"/>
+        <w:sz w:val="20"/>
+      </w:rPr>
+    </w:lvl>
+    <w:lvl w:ilvl="4" w:tentative="1">
+      <w:start w:val="1"/>
+      <w:numFmt w:val="bullet"/>
+      <w:lvlText w:val=""/>
+      <w:lvlJc w:val="left"/>
+      <w:pPr>
+        <w:tabs>
+          <w:tab w:val="num" w:pos="3600"/>
+        </w:tabs>
+        <w:ind w:left="3600" w:hanging="360"/>
+      </w:pPr>
+      <w:rPr>
+        <w:rFonts w:ascii="Wingdings" w:hAnsi="Wingdings" w:hint="default"/>
+        <w:sz w:val="20"/>
+      </w:rPr>
+    </w:lvl>
+    <w:lvl w:ilvl="5" w:tentative="1">
+      <w:start w:val="1"/>
+      <w:numFmt w:val="bullet"/>
+      <w:lvlText w:val=""/>
+      <w:lvlJc w:val="left"/>
+      <w:pPr>
+        <w:tabs>
+          <w:tab w:val="num" w:pos="4320"/>
+        </w:tabs>
+        <w:ind w:left="4320" w:hanging="360"/>
+      </w:pPr>
+      <w:rPr>
+        <w:rFonts w:ascii="Wingdings" w:hAnsi="Wingdings" w:hint="default"/>
+        <w:sz w:val="20"/>
+      </w:rPr>
+    </w:lvl>
+    <w:lvl w:ilvl="6" w:tentative="1">
+      <w:start w:val="1"/>
+      <w:numFmt w:val="bullet"/>
+      <w:lvlText w:val=""/>
+      <w:lvlJc w:val="left"/>
+      <w:pPr>
+        <w:tabs>
+          <w:tab w:val="num" w:pos="5040"/>
+        </w:tabs>
+        <w:ind w:left="5040" w:hanging="360"/>
+      </w:pPr>
+      <w:rPr>
+        <w:rFonts w:ascii="Wingdings" w:hAnsi="Wingdings" w:hint="default"/>
+        <w:sz w:val="20"/>
+      </w:rPr>
+    </w:lvl>
+    <w:lvl w:ilvl="7" w:tentative="1">
+      <w:start w:val="1"/>
+      <w:numFmt w:val="bullet"/>
+      <w:lvlText w:val=""/>
+      <w:lvlJc w:val="left"/>
+      <w:pPr>
+        <w:tabs>
+          <w:tab w:val="num" w:pos="5760"/>
+        </w:tabs>
+        <w:ind w:left="5760" w:hanging="360"/>
+      </w:pPr>
+      <w:rPr>
+        <w:rFonts w:ascii="Wingdings" w:hAnsi="Wingdings" w:hint="default"/>
+        <w:sz w:val="20"/>
+      </w:rPr>
+    </w:lvl>
+    <w:lvl w:ilvl="8" w:tentative="1">
+      <w:start w:val="1"/>
+      <w:numFmt w:val="bullet"/>
+      <w:lvlText w:val=""/>
+      <w:lvlJc w:val="left"/>
+      <w:pPr>
+        <w:tabs>
+          <w:tab w:val="num" w:pos="6480"/>
+        </w:tabs>
+        <w:ind w:left="6480" w:hanging="360"/>
+      </w:pPr>
+      <w:rPr>
+        <w:rFonts w:ascii="Wingdings" w:hAnsi="Wingdings" w:hint="default"/>
+        <w:sz w:val="20"/>
+      </w:rPr>
+    </w:lvl>
+  </w:abstractNum>
+  <w:abstractNum w:abstractNumId="6" w15:restartNumberingAfterBreak="0">
+    <w:nsid w:val="74A771F5"/>
+    <w:multiLevelType w:val="multilevel"/>
+    <w:tmpl w:val="08586BAA"/>
+    <w:lvl w:ilvl="0">
+      <w:start w:val="1"/>
+      <w:numFmt w:val="bullet"/>
+      <w:lvlText w:val=""/>
+      <w:lvlJc w:val="left"/>
+      <w:pPr>
+        <w:tabs>
+          <w:tab w:val="num" w:pos="720"/>
+        </w:tabs>
+        <w:ind w:left="720" w:hanging="360"/>
+      </w:pPr>
+      <w:rPr>
+        <w:rFonts w:ascii="Symbol" w:hAnsi="Symbol" w:hint="default"/>
+        <w:sz w:val="20"/>
+      </w:rPr>
+    </w:lvl>
+    <w:lvl w:ilvl="1" w:tentative="1">
+      <w:start w:val="1"/>
+      <w:numFmt w:val="bullet"/>
+      <w:lvlText w:val="o"/>
+      <w:lvlJc w:val="left"/>
+      <w:pPr>
+        <w:tabs>
+          <w:tab w:val="num" w:pos="1440"/>
+        </w:tabs>
+        <w:ind w:left="1440" w:hanging="360"/>
+      </w:pPr>
+      <w:rPr>
+        <w:rFonts w:ascii="Courier New" w:hAnsi="Courier New" w:hint="default"/>
+        <w:sz w:val="20"/>
+      </w:rPr>
+    </w:lvl>
+    <w:lvl w:ilvl="2" w:tentative="1">
+      <w:start w:val="1"/>
+      <w:numFmt w:val="bullet"/>
+      <w:lvlText w:val=""/>
+      <w:lvlJc w:val="left"/>
+      <w:pPr>
+        <w:tabs>
+          <w:tab w:val="num" w:pos="2160"/>
+        </w:tabs>
+        <w:ind w:left="2160" w:hanging="360"/>
+      </w:pPr>
+      <w:rPr>
+        <w:rFonts w:ascii="Wingdings" w:hAnsi="Wingdings" w:hint="default"/>
+        <w:sz w:val="20"/>
+      </w:rPr>
+    </w:lvl>
+    <w:lvl w:ilvl="3" w:tentative="1">
+      <w:start w:val="1"/>
+      <w:numFmt w:val="bullet"/>
+      <w:lvlText w:val=""/>
+      <w:lvlJc w:val="left"/>
+      <w:pPr>
+        <w:tabs>
+          <w:tab w:val="num" w:pos="2880"/>
+        </w:tabs>
+        <w:ind w:left="2880" w:hanging="360"/>
+      </w:pPr>
+      <w:rPr>
+        <w:rFonts w:ascii="Wingdings" w:hAnsi="Wingdings" w:hint="default"/>
+        <w:sz w:val="20"/>
+      </w:rPr>
+    </w:lvl>
+    <w:lvl w:ilvl="4" w:tentative="1">
+      <w:start w:val="1"/>
+      <w:numFmt w:val="bullet"/>
+      <w:lvlText w:val=""/>
+      <w:lvlJc w:val="left"/>
+      <w:pPr>
+        <w:tabs>
+          <w:tab w:val="num" w:pos="3600"/>
+        </w:tabs>
+        <w:ind w:left="3600" w:hanging="360"/>
+      </w:pPr>
+      <w:rPr>
+        <w:rFonts w:ascii="Wingdings" w:hAnsi="Wingdings" w:hint="default"/>
+        <w:sz w:val="20"/>
+      </w:rPr>
+    </w:lvl>
+    <w:lvl w:ilvl="5" w:tentative="1">
+      <w:start w:val="1"/>
+      <w:numFmt w:val="bullet"/>
+      <w:lvlText w:val=""/>
+      <w:lvlJc w:val="left"/>
+      <w:pPr>
+        <w:tabs>
+          <w:tab w:val="num" w:pos="4320"/>
+        </w:tabs>
+        <w:ind w:left="4320" w:hanging="360"/>
+      </w:pPr>
+      <w:rPr>
+        <w:rFonts w:ascii="Wingdings" w:hAnsi="Wingdings" w:hint="default"/>
+        <w:sz w:val="20"/>
+      </w:rPr>
+    </w:lvl>
+    <w:lvl w:ilvl="6" w:tentative="1">
+      <w:start w:val="1"/>
+      <w:numFmt w:val="bullet"/>
+      <w:lvlText w:val=""/>
+      <w:lvlJc w:val="left"/>
+      <w:pPr>
+        <w:tabs>
+          <w:tab w:val="num" w:pos="5040"/>
+        </w:tabs>
+        <w:ind w:left="5040" w:hanging="360"/>
+      </w:pPr>
+      <w:rPr>
+        <w:rFonts w:ascii="Wingdings" w:hAnsi="Wingdings" w:hint="default"/>
+        <w:sz w:val="20"/>
+      </w:rPr>
+    </w:lvl>
+    <w:lvl w:ilvl="7" w:tentative="1">
+      <w:start w:val="1"/>
+      <w:numFmt w:val="bullet"/>
+      <w:lvlText w:val=""/>
+      <w:lvlJc w:val="left"/>
+      <w:pPr>
+        <w:tabs>
+          <w:tab w:val="num" w:pos="5760"/>
+        </w:tabs>
+        <w:ind w:left="5760" w:hanging="360"/>
+      </w:pPr>
+      <w:rPr>
+        <w:rFonts w:ascii="Wingdings" w:hAnsi="Wingdings" w:hint="default"/>
+        <w:sz w:val="20"/>
+      </w:rPr>
+    </w:lvl>
+    <w:lvl w:ilvl="8" w:tentative="1">
+      <w:start w:val="1"/>
+      <w:numFmt w:val="bullet"/>
+      <w:lvlText w:val=""/>
+      <w:lvlJc w:val="left"/>
+      <w:pPr>
+        <w:tabs>
+          <w:tab w:val="num" w:pos="6480"/>
+        </w:tabs>
+        <w:ind w:left="6480" w:hanging="360"/>
+      </w:pPr>
+      <w:rPr>
+        <w:rFonts w:ascii="Wingdings" w:hAnsi="Wingdings" w:hint="default"/>
+        <w:sz w:val="20"/>
+      </w:rPr>
+    </w:lvl>
+  </w:abstractNum>
   <w:num w:numId="1" w16cid:durableId="1297292290">
     <w:abstractNumId w:val="1"/>
   </w:num>
@@ -4857,6 +6763,18 @@
   </w:num>
   <w:num w:numId="3" w16cid:durableId="2132630978">
     <w:abstractNumId w:val="2"/>
+  </w:num>
+  <w:num w:numId="4" w16cid:durableId="1867525675">
+    <w:abstractNumId w:val="6"/>
+  </w:num>
+  <w:num w:numId="5" w16cid:durableId="1556888291">
+    <w:abstractNumId w:val="4"/>
+  </w:num>
+  <w:num w:numId="6" w16cid:durableId="936446635">
+    <w:abstractNumId w:val="3"/>
+  </w:num>
+  <w:num w:numId="7" w16cid:durableId="2056270417">
+    <w:abstractNumId w:val="5"/>
   </w:num>
 </w:numbering>
 </file>
@@ -5464,6 +7382,7 @@
   <w:style w:type="character" w:default="1" w:styleId="Fuentedeprrafopredeter">
     <w:name w:val="Default Paragraph Font"/>
     <w:uiPriority w:val="1"/>
+    <w:semiHidden/>
     <w:unhideWhenUsed/>
   </w:style>
   <w:style w:type="table" w:default="1" w:styleId="Tablanormal">
